--- a/docs/python-lab-implementation-plan.docx
+++ b/docs/python-lab-implementation-plan.docx
@@ -722,7 +722,7 @@
         <w:spacing w:after="90"/>
       </w:pPr>
       <w:r>
-        <w:t xml:space="preserve">Cold-start latency: 2–5 seconds to initialize the interpreter the first time a student opens the lab in a session. Subsequent runs in the same worker are near-instant.</w:t>
+        <w:t xml:space="preserve">Cold-start latency: measured at 8–11 seconds to initialize the interpreter the first time a student opens the lab in a session (Phase 0 spike, Section 5.7) — higher than a first guess of 2–5s. Subsequent runs in the same worker are near-instant; a respawned worker after a timeout-kill reloads from browser cache in 2–5s.</w:t>
       </w:r>
     </w:p>
     <w:p>
@@ -3253,6 +3253,124 @@
     </w:p>
     <w:p>
       <w:pPr>
+        <w:pStyle w:val="Heading2"/>
+        <w:spacing w:after="160" w:before="320"/>
+      </w:pPr>
+      <w:r>
+        <w:t xml:space="preserve">5.7 Package loading — a correction from the Phase 0 spike</w:t>
+      </w:r>
+    </w:p>
+    <w:p>
+      <w:pPr>
+        <w:spacing w:after="160" w:line="300"/>
+      </w:pPr>
+      <w:r>
+        <w:rPr>
+          <w:sz w:val="21"/>
+          <w:szCs w:val="21"/>
+        </w:rPr>
+        <w:t xml:space="preserve">Original assumption going into the spike: pyodide.runPythonAsync() auto-loads whatever packages a script imports. It does not. Calling it directly on code containing "import numpy" raises ModuleNotFoundError, even though numpy ships in the Pyodide distribution — Pyodide only reports that it's available and tells you how to load it. The correct call sequence, confirmed working in the spike, is pyodide.loadPackagesFromImports(code) (scans the source for import statements and fetches whichever of Pyodide's prebuilt wheels are needed) immediately before runPythonAsync(code). First load of a package like numpy took about 5 seconds in testing; already-loaded packages are instant on subsequent runs in the same worker.</w:t>
+      </w:r>
+    </w:p>
+    <w:tbl>
+      <w:tblPr>
+        <w:tblW w:type="dxa" w:w="9350"/>
+        <w:tblBorders>
+          <w:top w:val="single" w:color="1F9D55" w:sz="4"/>
+          <w:left w:val="single" w:color="1F9D55" w:sz="24"/>
+          <w:bottom w:val="single" w:color="1F9D55" w:sz="4"/>
+          <w:right w:val="single" w:color="1F9D55" w:sz="4"/>
+          <w:insideH w:val="single" w:color="auto" w:sz="4"/>
+          <w:insideV w:val="single" w:color="auto" w:sz="4"/>
+        </w:tblBorders>
+      </w:tblPr>
+      <w:tblGrid>
+        <w:gridCol w:w="9350"/>
+      </w:tblGrid>
+      <w:tr>
+        <w:tc>
+          <w:tcPr>
+            <w:tcW w:type="dxa" w:w="9350"/>
+            <w:shd w:fill="F4F1EA" w:color="auto" w:val="clear"/>
+            <w:tcMar>
+              <w:top w:type="dxa" w:w="140"/>
+              <w:left w:type="dxa" w:w="220"/>
+              <w:bottom w:type="dxa" w:w="140"/>
+              <w:right w:type="dxa" w:w="220"/>
+            </w:tcMar>
+          </w:tcPr>
+          <w:p>
+            <w:pPr>
+              <w:spacing w:after="100"/>
+            </w:pPr>
+            <w:r>
+              <w:rPr>
+                <w:b/>
+                <w:bCs/>
+                <w:color w:val="4C3802"/>
+                <w:sz w:val="21"/>
+                <w:szCs w:val="21"/>
+              </w:rPr>
+              <w:t xml:space="preserve">Phase 0 spike — completed and verified (2026-09-22)</w:t>
+            </w:r>
+          </w:p>
+          <w:p>
+            <w:pPr>
+              <w:spacing w:after="60"/>
+            </w:pPr>
+            <w:r>
+              <w:rPr>
+                <w:color w:val="2B2B2B"/>
+                <w:sz w:val="20"/>
+                <w:szCs w:val="20"/>
+              </w:rPr>
+              <w:t xml:space="preserve">Built as a standalone page (not wired into the real app) at spike/python-lab-poc/: index.html + worker.js + a zero-dependency static server. Driven with a real headless browser, not just read for correctness.</w:t>
+            </w:r>
+          </w:p>
+          <w:p>
+            <w:pPr>
+              <w:spacing w:after="60"/>
+            </w:pPr>
+            <w:r>
+              <w:rPr>
+                <w:color w:val="2B2B2B"/>
+                <w:sz w:val="20"/>
+                <w:szCs w:val="20"/>
+              </w:rPr>
+              <w:t xml:space="preserve">Confirmed working: Pyodide loads and runs entirely inside a Web Worker; stdout is captured in the exact order printed and streamed back to the main thread as plain text (no innerHTML); Python tracebacks surface cleanly on error; a 10-second wall-clock timeout kills a genuine infinite loop and a freshly spawned worker is immediately usable again afterward.</w:t>
+            </w:r>
+          </w:p>
+          <w:p>
+            <w:pPr>
+              <w:spacing w:after="60"/>
+            </w:pPr>
+            <w:r>
+              <w:rPr>
+                <w:color w:val="2B2B2B"/>
+                <w:sz w:val="20"/>
+                <w:szCs w:val="20"/>
+              </w:rPr>
+              <w:t xml:space="preserve">Two corrections this made to the plan, both folded into the sections above: cold-start latency is 8-11s (Section 2.3), not the original 2-5s guess; and package imports need an explicit loadPackagesFromImports() call (Section 5.7), they are not automatic.</w:t>
+            </w:r>
+          </w:p>
+          <w:p>
+            <w:pPr>
+              <w:spacing w:after="60"/>
+            </w:pPr>
+            <w:r>
+              <w:rPr>
+                <w:color w:val="2B2B2B"/>
+                <w:sz w:val="20"/>
+                <w:szCs w:val="20"/>
+              </w:rPr>
+              <w:t xml:space="preserve">Conclusion: the core execution mechanism this whole plan depends on works as designed. No blockers found for proceeding to Phase 1.</w:t>
+            </w:r>
+          </w:p>
+        </w:tc>
+      </w:tr>
+    </w:tbl>
+    <w:p>
+      <w:pPr>
         <w:pStyle w:val="Heading1"/>
         <w:spacing w:after="160" w:before="320"/>
       </w:pPr>
@@ -3763,7 +3881,7 @@
                 <w:sz w:val="19"/>
                 <w:szCs w:val="19"/>
               </w:rPr>
-              <w:t xml:space="preserve">0 — Spike</w:t>
+              <w:t xml:space="preserve">0 — Spike (DONE)</w:t>
             </w:r>
           </w:p>
         </w:tc>
@@ -3811,7 +3929,7 @@
                 <w:sz w:val="19"/>
                 <w:szCs w:val="19"/>
               </w:rPr>
-              <w:t xml:space="preserve">4–6 hrs</w:t>
+              <w:t xml:space="preserve">~3 hrs actual</w:t>
             </w:r>
           </w:p>
         </w:tc>

--- a/docs/python-lab-implementation-plan.docx
+++ b/docs/python-lab-implementation-plan.docx
@@ -3173,7 +3173,7 @@
         <w:spacing w:after="160" w:before="320"/>
       </w:pPr>
       <w:r>
-        <w:t xml:space="preserve">5.3 input() and stdin</w:t>
+        <w:t xml:space="preserve">5.3 input() and stdin — implemented and shipped</w:t>
       </w:r>
     </w:p>
     <w:p>
@@ -3185,7 +3185,19 @@
           <w:sz w:val="21"/>
           <w:szCs w:val="21"/>
         </w:rPr>
-        <w:t xml:space="preserve">True blocking input() needs SharedArrayBuffer, which needs COOP/COEP headers this app does not set (and adding them site-wide is out of scope for a labs feature and could break unrelated pages/CDN embeds). Recommended v1 approach: a simple "Stdin" textarea in the toolbar where a student pre-types the lines their program will read, matching a common simplified-classroom-sandbox pattern; the worker feeds those lines to input() calls in order via a small shim, and a call past the last provided line raises a clear "no more input provided" error rather than hanging silently. This is a scoping choice, not a technical blocker — flagged again in Section 10.</w:t>
+        <w:t xml:space="preserve">Confirmed directly (not assumed): Pyodide's pyodide.setStdin({ stdin }) callback must return synchronously. A version returning a Promise — to genuinely pause a script mid-run and wait for a student to type an answer, then resume exactly where it left off — was tested against Pyodide 0.26.4 and does not work; Pyodide does not await it, and raises the same OSError [Errno 29] immediately. True one-prompt-at-a-time interactive input is only achievable by enabling SharedArrayBuffer via COOP/COEP response headers, which was evaluated and deliberately not pursued for v1: those headers require every cross-origin resource the page loads (Monaco from cdnjs, Pyodide from jsdelivr, Font Awesome) to explicitly cooperate or be blocked, an app-wide risk needing careful, separate testing before it could be trusted on a production page.</w:t>
+      </w:r>
+    </w:p>
+    <w:p>
+      <w:pPr>
+        <w:spacing w:after="160" w:line="300"/>
+      </w:pPr>
+      <w:r>
+        <w:rPr>
+          <w:sz w:val="21"/>
+          <w:szCs w:val="21"/>
+        </w:rPr>
+        <w:t xml:space="preserve">Shipped instead: an "Input" textarea above the console panel where a student pre-types the lines their program will read, one per input() call, in order. The worker feeds those lines synchronously via the callback above; a call past the last provided line raises a real EOFError — the exact same error a `python script.py &lt; input.txt` gets from running out of input, not an invented message. This covers every input()-using program, including loops with a variable number of prompts, since the student decides how many lines to provide. Persisted as part of project_data alongside code, so it survives save/reload.</w:t>
       </w:r>
     </w:p>
     <w:p>
@@ -3236,7 +3248,7 @@
         <w:spacing w:after="160" w:before="320"/>
       </w:pPr>
       <w:r>
-        <w:t xml:space="preserve">5.6 Persistent worker vs. respawn-per-run</w:t>
+        <w:t xml:space="preserve">5.6 Persistent worker vs. respawn-per-run — shipped as always-fresh</w:t>
       </w:r>
     </w:p>
     <w:p>
@@ -3248,7 +3260,19 @@
           <w:sz w:val="21"/>
           <w:szCs w:val="21"/>
         </w:rPr>
-        <w:t xml:space="preserve">For a plain IDE (Phase 1), a fresh worker per Run (or reused until it times out / errors) is simplest and matches how each Run should start from a clean interpreter state — this also sidesteps a whole class of "leftover state from a previous run" bugs. A notebook-style UI (Phase 2) is different: it needs one long-lived worker with a persistent Python namespace across cell executions, which is meaningfully more state to manage — this is one of the reasons Phase 2 is estimated far higher than Phase 1 (Section 9).</w:t>
+        <w:t xml:space="preserve">Shipped as: a fresh worker after every single Run, not just after a timeout-kill. This was tightened from an earlier "reused until it errors" draft after a real bug surfaced in testing: Pyodide can leave internal state behind between separate runPythonAsync() calls in the same worker — specifically, an un-flushed partial stdout line (e.g. an input() prompt printed with no trailing newline, right before the run then errors) stayed buffered and bled into the next run's output as duplicated, concatenated text. Respawning fresh every time sidesteps this whole bug class outright. Cost: each Run now waits for a worker respawn afterward (fast, warm-cache reload, usually hidden behind the student's natural look-at-output pause) before the next Run is clickable — the button is visibly disabled during that window, never silently unresponsive.</w:t>
+      </w:r>
+    </w:p>
+    <w:p>
+      <w:pPr>
+        <w:spacing w:after="160" w:line="300"/>
+      </w:pPr>
+      <w:r>
+        <w:rPr>
+          <w:sz w:val="21"/>
+          <w:szCs w:val="21"/>
+        </w:rPr>
+        <w:t xml:space="preserve">A notebook-style UI (Phase 2) is different: it needs one long-lived worker with a persistent Python namespace across cell executions, which is meaningfully more state to manage — this is one of the reasons Phase 2 is estimated far higher than Phase 1 (Section 9).</w:t>
       </w:r>
     </w:p>
     <w:p>
@@ -4420,7 +4444,7 @@
         <w:spacing w:after="90"/>
       </w:pPr>
       <w:r>
-        <w:t xml:space="preserve">stdin handling — pre-typed batch textarea (5.3, recommended) vs. disallowing input() entirely in v1 with a clear error message vs. deferring any stdin support until real classroom need appears.</w:t>
+        <w:t xml:space="preserve">stdin handling — DECIDED and shipped: pre-typed batch textarea (5.3). Real interactive one-prompt-at-a-time input would need SharedArrayBuffer/COOP/COEP, evaluated and deliberately not pursued for v1 (5.3).</w:t>
       </w:r>
     </w:p>
     <w:p>
